--- a/Capitulo04_Cowork_ES.docx
+++ b/Capitulo04_Cowork_ES.docx
@@ -1221,18 +1221,29 @@
               <w:spacing w:after="80" w:line="300" w:lineRule="exact"/>
               <w:rPr>
                 <w:rFonts w:ascii="Georgia" w:hAnsi="Georgia"/>
-                <w:lang w:val="es-MX"/>
-              </w:rPr>
-            </w:pPr>
-            <w:r>
-              <w:rPr>
-                <w:rFonts w:ascii="Georgia" w:hAnsi="Georgia"/>
                 <w:b/>
                 <w:bCs/>
                 <w:lang w:val="es-MX"/>
               </w:rPr>
+            </w:pPr>
+            <w:r>
+              <w:rPr>
+                <w:rFonts w:ascii="Georgia" w:hAnsi="Georgia"/>
+                <w:b/>
+                <w:bCs/>
+                <w:lang w:val="es-MX"/>
+              </w:rPr>
               <w:t>Claude Desktop requiere una suscripción de pago.</w:t>
             </w:r>
+          </w:p>
+          <w:p>
+            <w:pPr>
+              <w:spacing w:after="80" w:line="300" w:lineRule="exact"/>
+              <w:rPr>
+                <w:rFonts w:ascii="Georgia" w:hAnsi="Georgia"/>
+                <w:lang w:val="es-MX"/>
+              </w:rPr>
+            </w:pPr>
           </w:p>
           <w:p>
             <w:pPr>
@@ -2804,18 +2815,29 @@
               <w:spacing w:after="80" w:line="300" w:lineRule="exact"/>
               <w:rPr>
                 <w:rFonts w:ascii="Georgia" w:hAnsi="Georgia"/>
-                <w:lang w:val="es-MX"/>
-              </w:rPr>
-            </w:pPr>
-            <w:r>
-              <w:rPr>
-                <w:rFonts w:ascii="Georgia" w:hAnsi="Georgia"/>
                 <w:b/>
                 <w:bCs/>
                 <w:lang w:val="es-MX"/>
               </w:rPr>
+            </w:pPr>
+            <w:r>
+              <w:rPr>
+                <w:rFonts w:ascii="Georgia" w:hAnsi="Georgia"/>
+                <w:b/>
+                <w:bCs/>
+                <w:lang w:val="es-MX"/>
+              </w:rPr>
               <w:t>La regla de la copia de seguridad:</w:t>
             </w:r>
+          </w:p>
+          <w:p>
+            <w:pPr>
+              <w:spacing w:after="80" w:line="300" w:lineRule="exact"/>
+              <w:rPr>
+                <w:rFonts w:ascii="Georgia" w:hAnsi="Georgia"/>
+                <w:lang w:val="es-MX"/>
+              </w:rPr>
+            </w:pPr>
           </w:p>
           <w:p>
             <w:pPr>
@@ -3171,6 +3193,9 @@
     <w:p>
       <w:pPr>
         <w:spacing w:before="60" w:after="60"/>
+        <w:rPr>
+          <w:lang w:val="es-MX"/>
+        </w:rPr>
       </w:pPr>
     </w:p>
     <w:tbl>
@@ -3195,12 +3220,6 @@
         <w:gridCol w:w="7920"/>
       </w:tblGrid>
       <w:tr>
-        <w:tblPrEx>
-          <w:tblCellMar>
-            <w:top w:w="0" w:type="dxa"/>
-            <w:bottom w:w="0" w:type="dxa"/>
-          </w:tblCellMar>
-        </w:tblPrEx>
         <w:tc>
           <w:tcPr>
             <w:tcW w:w="1440" w:type="dxa"/>
@@ -3274,12 +3293,6 @@
         </w:tc>
       </w:tr>
       <w:tr>
-        <w:tblPrEx>
-          <w:tblCellMar>
-            <w:top w:w="0" w:type="dxa"/>
-            <w:bottom w:w="0" w:type="dxa"/>
-          </w:tblCellMar>
-        </w:tblPrEx>
         <w:tc>
           <w:tcPr>
             <w:tcW w:w="1440" w:type="dxa"/>
@@ -3345,7 +3358,7 @@
                 <w:rFonts w:ascii="Georgia" w:hAnsi="Georgia"/>
                 <w:lang w:val="es-MX"/>
               </w:rPr>
-              <w:t xml:space="preserve">He leído tu carpeta Documentos. Esto es lo que encontré: 247 archivos distribuidos en 34 carpetas. Las categorías principales que puedo ver son documentos financieros (declaraciones de impuestos, estados de cuenta bancarios, facturas), correspondencia personal, proyectos de trabajo de lo que parecen ser tres empleadores diferentes a lo largo de </w:t>
+              <w:t xml:space="preserve">He leído tu carpeta Documentos. Esto es lo que encontré: 247 archivos distribuidos en 34 carpetas. Las categorías principales que puedo ver son documentos financieros (declaraciones de impuestos, estados de </w:t>
             </w:r>
             <w:r>
               <w:rPr>
@@ -3353,7 +3366,7 @@
                 <w:lang w:val="es-MX"/>
               </w:rPr>
               <w:lastRenderedPageBreak/>
-              <w:t xml:space="preserve">los años, fotos mezcladas con documentos y un gran grupo de archivos misceláneos en la carpeta raíz que nunca han sido organizados. Encontré varias áreas de probable duplicación: hay tres carpetas llamadas “Impuestos” con contenido superpuesto, dos versiones de lo que parece ser el mismo currículum con nombres diferentes, y una carpeta de fotos que también aparece dentro de otra carpeta. Los he marcado en el resumen a continuación. </w:t>
+              <w:t xml:space="preserve">cuenta bancarios, facturas), correspondencia personal, proyectos de trabajo de lo que parecen ser tres empleadores diferentes a lo largo de los años, fotos mezcladas con documentos y un gran grupo de archivos misceláneos en la carpeta raíz que nunca han sido organizados. Encontré varias áreas de probable duplicación: hay tres carpetas llamadas “Impuestos” con contenido superpuesto, dos versiones de lo que parece ser el mismo currículum con nombres diferentes, y una carpeta de fotos que también aparece dentro de otra carpeta. Los he marcado en el resumen a continuación. </w:t>
             </w:r>
           </w:p>
           <w:p>
@@ -3662,12 +3675,6 @@
         <w:gridCol w:w="7920"/>
       </w:tblGrid>
       <w:tr>
-        <w:tblPrEx>
-          <w:tblCellMar>
-            <w:top w:w="0" w:type="dxa"/>
-            <w:bottom w:w="0" w:type="dxa"/>
-          </w:tblCellMar>
-        </w:tblPrEx>
         <w:tc>
           <w:tcPr>
             <w:tcW w:w="1440" w:type="dxa"/>
@@ -3752,12 +3759,6 @@
         </w:tc>
       </w:tr>
       <w:tr>
-        <w:tblPrEx>
-          <w:tblCellMar>
-            <w:top w:w="0" w:type="dxa"/>
-            <w:bottom w:w="0" w:type="dxa"/>
-          </w:tblCellMar>
-        </w:tblPrEx>
         <w:tc>
           <w:tcPr>
             <w:tcW w:w="1440" w:type="dxa"/>
@@ -3822,7 +3823,7 @@
                 <w:rFonts w:ascii="Georgia" w:hAnsi="Georgia"/>
                 <w:lang w:val="es-MX"/>
               </w:rPr>
-              <w:t xml:space="preserve">Investigaré esto por ti y produciré un documento que puedas llevar a tu cita. Dame unos minutos para revisar las opciones actuales. [Cowork busca, lee sitios de fabricantes, recursos de audiología y reseñas de consumidores] He preparado un documento de 4 páginas que cubre: los principales estilos de audífonos adecuados para pérdida de alta frecuencia dentro de tu presupuesto, una comparación de las tres </w:t>
+              <w:t xml:space="preserve">Investigaré esto por ti y produciré un documento que puedas llevar a tu cita. Dame unos minutos para revisar las opciones actuales. [Cowork busca, lee sitios de fabricantes, recursos de audiología y reseñas de consumidores] He preparado un documento de 4 páginas que cubre: los </w:t>
             </w:r>
             <w:r>
               <w:rPr>
@@ -3830,7 +3831,7 @@
                 <w:lang w:val="es-MX"/>
               </w:rPr>
               <w:lastRenderedPageBreak/>
-              <w:t xml:space="preserve">mejores opciones con características, precios y las ventajas y desventajas entre ellas, un glosario de los términos técnicos que usará tu audiólogo y una lista de quince preguntas para hacer en tu próxima cita. </w:t>
+              <w:t xml:space="preserve">principales estilos de audífonos adecuados para pérdida de alta frecuencia dentro de tu presupuesto, una comparación de las tres mejores opciones con características, precios y las ventajas y desventajas entre ellas, un glosario de los términos técnicos que usará tu audiólogo y una lista de quince preguntas para hacer en tu próxima cita. </w:t>
             </w:r>
             <w:r>
               <w:rPr>
@@ -4487,6 +4488,7 @@
           <w:rFonts w:ascii="Georgia" w:hAnsi="Georgia"/>
           <w:lang w:val="es-MX"/>
         </w:rPr>
+        <w:lastRenderedPageBreak/>
         <w:t xml:space="preserve">Borradores en </w:t>
       </w:r>
       <w:r>
@@ -4524,7 +4526,6 @@
           <w:rFonts w:ascii="Georgia" w:hAnsi="Georgia"/>
           <w:lang w:val="es-MX"/>
         </w:rPr>
-        <w:lastRenderedPageBreak/>
         <w:t>Sabes lo que quieres decir. Solo</w:t>
       </w:r>
       <w:r>
@@ -4908,12 +4909,6 @@
         <w:gridCol w:w="7920"/>
       </w:tblGrid>
       <w:tr>
-        <w:tblPrEx>
-          <w:tblCellMar>
-            <w:top w:w="0" w:type="dxa"/>
-            <w:bottom w:w="0" w:type="dxa"/>
-          </w:tblCellMar>
-        </w:tblPrEx>
         <w:tc>
           <w:tcPr>
             <w:tcW w:w="1440" w:type="dxa"/>
@@ -4987,12 +4982,6 @@
         </w:tc>
       </w:tr>
       <w:tr>
-        <w:tblPrEx>
-          <w:tblCellMar>
-            <w:top w:w="0" w:type="dxa"/>
-            <w:bottom w:w="0" w:type="dxa"/>
-          </w:tblCellMar>
-        </w:tblPrEx>
         <w:tc>
           <w:tcPr>
             <w:tcW w:w="1440" w:type="dxa"/>
@@ -6428,15 +6417,6 @@
         <w:t>, te mostrará enlaces a los archivos que creó o modificó. Ábrelos. Léelos. Asegúrate de que son lo que esperabas. No asumas que porque Cowork completó la tarea, el resultado es exactamente correcto. Casi siempre lo es —pero el paso de revisión es lo que detecta las excepciones.</w:t>
       </w:r>
     </w:p>
-    <w:p>
-      <w:pPr>
-        <w:spacing w:after="160" w:line="300" w:lineRule="exact"/>
-        <w:rPr>
-          <w:rFonts w:ascii="Georgia" w:hAnsi="Georgia"/>
-          <w:lang w:val="es-MX"/>
-        </w:rPr>
-      </w:pPr>
-    </w:p>
     <w:tbl>
       <w:tblPr>
         <w:tblW w:w="9360" w:type="dxa"/>
@@ -6481,18 +6461,11 @@
               <w:spacing w:after="80" w:line="300" w:lineRule="exact"/>
               <w:rPr>
                 <w:rFonts w:ascii="Georgia" w:hAnsi="Georgia"/>
-                <w:lang w:val="es-MX"/>
-              </w:rPr>
-            </w:pPr>
-            <w:r>
-              <w:rPr>
-                <w:rFonts w:ascii="Georgia" w:hAnsi="Georgia"/>
                 <w:b/>
                 <w:bCs/>
                 <w:lang w:val="es-MX"/>
               </w:rPr>
-              <w:t xml:space="preserve">Si algo </w:t>
-            </w:r>
+            </w:pPr>
             <w:r>
               <w:rPr>
                 <w:rFonts w:ascii="Georgia" w:hAnsi="Georgia"/>
@@ -6500,7 +6473,7 @@
                 <w:bCs/>
                 <w:lang w:val="es-MX"/>
               </w:rPr>
-              <w:t>se ve</w:t>
+              <w:t xml:space="preserve">Si algo </w:t>
             </w:r>
             <w:r>
               <w:rPr>
@@ -6509,7 +6482,7 @@
                 <w:bCs/>
                 <w:lang w:val="es-MX"/>
               </w:rPr>
-              <w:t xml:space="preserve"> mal — det</w:t>
+              <w:t>se ve</w:t>
             </w:r>
             <w:r>
               <w:rPr>
@@ -6518,7 +6491,7 @@
                 <w:bCs/>
                 <w:lang w:val="es-MX"/>
               </w:rPr>
-              <w:t>é</w:t>
+              <w:t xml:space="preserve"> mal — det</w:t>
             </w:r>
             <w:r>
               <w:rPr>
@@ -6527,8 +6500,26 @@
                 <w:bCs/>
                 <w:lang w:val="es-MX"/>
               </w:rPr>
+              <w:t>é</w:t>
+            </w:r>
+            <w:r>
+              <w:rPr>
+                <w:rFonts w:ascii="Georgia" w:hAnsi="Georgia"/>
+                <w:b/>
+                <w:bCs/>
+                <w:lang w:val="es-MX"/>
+              </w:rPr>
               <w:t>nte.</w:t>
             </w:r>
+          </w:p>
+          <w:p>
+            <w:pPr>
+              <w:spacing w:after="80" w:line="300" w:lineRule="exact"/>
+              <w:rPr>
+                <w:rFonts w:ascii="Georgia" w:hAnsi="Georgia"/>
+                <w:lang w:val="es-MX"/>
+              </w:rPr>
+            </w:pPr>
           </w:p>
           <w:p>
             <w:pPr>
@@ -7420,12 +7411,6 @@
         <w:gridCol w:w="7920"/>
       </w:tblGrid>
       <w:tr>
-        <w:tblPrEx>
-          <w:tblCellMar>
-            <w:top w:w="0" w:type="dxa"/>
-            <w:bottom w:w="0" w:type="dxa"/>
-          </w:tblCellMar>
-        </w:tblPrEx>
         <w:tc>
           <w:tcPr>
             <w:tcW w:w="1440" w:type="dxa"/>
@@ -7499,12 +7484,6 @@
         </w:tc>
       </w:tr>
       <w:tr>
-        <w:tblPrEx>
-          <w:tblCellMar>
-            <w:top w:w="0" w:type="dxa"/>
-            <w:bottom w:w="0" w:type="dxa"/>
-          </w:tblCellMar>
-        </w:tblPrEx>
         <w:tc>
           <w:tcPr>
             <w:tcW w:w="1440" w:type="dxa"/>
@@ -7915,16 +7894,18 @@
               <w:spacing w:after="80" w:line="300" w:lineRule="exact"/>
               <w:rPr>
                 <w:rFonts w:ascii="Georgia" w:hAnsi="Georgia"/>
-                <w:lang w:val="es-MX"/>
-              </w:rPr>
-            </w:pPr>
-            <w:r>
-              <w:rPr>
-                <w:rFonts w:ascii="Georgia" w:hAnsi="Georgia"/>
                 <w:b/>
                 <w:bCs/>
                 <w:lang w:val="es-MX"/>
               </w:rPr>
+            </w:pPr>
+            <w:r>
+              <w:rPr>
+                <w:rFonts w:ascii="Georgia" w:hAnsi="Georgia"/>
+                <w:b/>
+                <w:bCs/>
+                <w:lang w:val="es-MX"/>
+              </w:rPr>
               <w:lastRenderedPageBreak/>
               <w:t>Tú</w:t>
             </w:r>
@@ -7955,6 +7936,15 @@
               </w:rPr>
               <w:t>.</w:t>
             </w:r>
+          </w:p>
+          <w:p>
+            <w:pPr>
+              <w:spacing w:after="80" w:line="300" w:lineRule="exact"/>
+              <w:rPr>
+                <w:rFonts w:ascii="Georgia" w:hAnsi="Georgia"/>
+                <w:lang w:val="es-MX"/>
+              </w:rPr>
+            </w:pPr>
           </w:p>
           <w:p>
             <w:pPr>
@@ -8068,6 +8058,21 @@
     </w:p>
     <w:p>
       <w:pPr>
+        <w:rPr>
+          <w:rFonts w:ascii="Georgia" w:hAnsi="Georgia"/>
+          <w:lang w:val="es-MX"/>
+        </w:rPr>
+      </w:pPr>
+      <w:r>
+        <w:rPr>
+          <w:rFonts w:ascii="Georgia" w:hAnsi="Georgia"/>
+          <w:lang w:val="es-MX"/>
+        </w:rPr>
+        <w:br w:type="page"/>
+      </w:r>
+    </w:p>
+    <w:p>
+      <w:pPr>
         <w:pStyle w:val="Heading2"/>
         <w:spacing w:line="300" w:lineRule="exact"/>
         <w:rPr>
@@ -8078,6 +8083,7 @@
         <w:rPr>
           <w:rFonts w:ascii="Georgia" w:hAnsi="Georgia"/>
         </w:rPr>
+        <w:lastRenderedPageBreak/>
         <w:t>Resumen del Capítulo 4</w:t>
       </w:r>
     </w:p>
@@ -8654,7 +8660,6 @@
                 <w:bCs/>
                 <w:lang w:val="es-MX"/>
               </w:rPr>
-              <w:lastRenderedPageBreak/>
               <w:t>¿Listo para el Capítulo 5?</w:t>
             </w:r>
           </w:p>
